--- a/Notes/Datasets(Primary +Secondary).docx
+++ b/Notes/Datasets(Primary +Secondary).docx
@@ -20,15 +20,16 @@
     <w:tbl>
       <w:tblPr>
         <w:tblStyle w:val="TableGrid"/>
-        <w:tblW w:w="0" w:type="auto"/>
+        <w:tblW w:w="12950" w:type="dxa"/>
         <w:tblLook w:val="04A0" w:firstRow="1" w:lastRow="0" w:firstColumn="1" w:lastColumn="0" w:noHBand="0" w:noVBand="1"/>
       </w:tblPr>
       <w:tblGrid>
-        <w:gridCol w:w="625"/>
-        <w:gridCol w:w="1980"/>
-        <w:gridCol w:w="5093"/>
-        <w:gridCol w:w="2607"/>
-        <w:gridCol w:w="2645"/>
+        <w:gridCol w:w="577"/>
+        <w:gridCol w:w="3902"/>
+        <w:gridCol w:w="2210"/>
+        <w:gridCol w:w="2213"/>
+        <w:gridCol w:w="2172"/>
+        <w:gridCol w:w="1876"/>
       </w:tblGrid>
       <w:tr>
         <w:trPr>
@@ -36,7 +37,7 @@
         </w:trPr>
         <w:tc>
           <w:tcPr>
-            <w:tcW w:w="625" w:type="dxa"/>
+            <w:tcW w:w="577" w:type="dxa"/>
           </w:tcPr>
           <w:p>
             <w:r>
@@ -46,7 +47,17 @@
         </w:tc>
         <w:tc>
           <w:tcPr>
-            <w:tcW w:w="1980" w:type="dxa"/>
+            <w:tcW w:w="3902" w:type="dxa"/>
+          </w:tcPr>
+          <w:p>
+            <w:r>
+              <w:t>Variables</w:t>
+            </w:r>
+          </w:p>
+        </w:tc>
+        <w:tc>
+          <w:tcPr>
+            <w:tcW w:w="2210" w:type="dxa"/>
           </w:tcPr>
           <w:p>
             <w:r>
@@ -56,17 +67,7 @@
         </w:tc>
         <w:tc>
           <w:tcPr>
-            <w:tcW w:w="5093" w:type="dxa"/>
-          </w:tcPr>
-          <w:p>
-            <w:r>
-              <w:t>Variables</w:t>
-            </w:r>
-          </w:p>
-        </w:tc>
-        <w:tc>
-          <w:tcPr>
-            <w:tcW w:w="2607" w:type="dxa"/>
+            <w:tcW w:w="2213" w:type="dxa"/>
           </w:tcPr>
           <w:p>
             <w:r>
@@ -76,11 +77,24 @@
         </w:tc>
         <w:tc>
           <w:tcPr>
-            <w:tcW w:w="2645" w:type="dxa"/>
+            <w:tcW w:w="2172" w:type="dxa"/>
           </w:tcPr>
           <w:p>
             <w:r>
               <w:t>Original Resolution</w:t>
+            </w:r>
+          </w:p>
+        </w:tc>
+        <w:tc>
+          <w:tcPr>
+            <w:tcW w:w="1876" w:type="dxa"/>
+          </w:tcPr>
+          <w:p>
+            <w:pPr>
+              <w:jc w:val="center"/>
+            </w:pPr>
+            <w:r>
+              <w:t>Download Status</w:t>
             </w:r>
           </w:p>
         </w:tc>
@@ -91,7 +105,7 @@
         </w:trPr>
         <w:tc>
           <w:tcPr>
-            <w:tcW w:w="625" w:type="dxa"/>
+            <w:tcW w:w="577" w:type="dxa"/>
           </w:tcPr>
           <w:p>
             <w:r>
@@ -101,7 +115,25 @@
         </w:tc>
         <w:tc>
           <w:tcPr>
-            <w:tcW w:w="1980" w:type="dxa"/>
+            <w:tcW w:w="3902" w:type="dxa"/>
+          </w:tcPr>
+          <w:p>
+            <w:r>
+              <w:t xml:space="preserve">Elevation, slope, aspect, </w:t>
+            </w:r>
+            <w:proofErr w:type="spellStart"/>
+            <w:r>
+              <w:t>s.d.</w:t>
+            </w:r>
+            <w:proofErr w:type="spellEnd"/>
+            <w:r>
+              <w:t xml:space="preserve"> elevation, surface roughness</w:t>
+            </w:r>
+          </w:p>
+        </w:tc>
+        <w:tc>
+          <w:tcPr>
+            <w:tcW w:w="2210" w:type="dxa"/>
           </w:tcPr>
           <w:p>
             <w:r>
@@ -111,28 +143,7 @@
         </w:tc>
         <w:tc>
           <w:tcPr>
-            <w:tcW w:w="5093" w:type="dxa"/>
-          </w:tcPr>
-          <w:p>
-            <w:r>
-              <w:t xml:space="preserve">Elevation, slope, aspect, </w:t>
-            </w:r>
-            <w:proofErr w:type="spellStart"/>
-            <w:r>
-              <w:t>s.d.</w:t>
-            </w:r>
-            <w:proofErr w:type="spellEnd"/>
-            <w:r>
-              <w:t xml:space="preserve"> elevation</w:t>
-            </w:r>
-            <w:r>
-              <w:t>, surface roughness</w:t>
-            </w:r>
-          </w:p>
-        </w:tc>
-        <w:tc>
-          <w:tcPr>
-            <w:tcW w:w="2607" w:type="dxa"/>
+            <w:tcW w:w="2213" w:type="dxa"/>
           </w:tcPr>
           <w:p>
             <w:r>
@@ -142,19 +153,19 @@
         </w:tc>
         <w:tc>
           <w:tcPr>
-            <w:tcW w:w="2645" w:type="dxa"/>
-          </w:tcPr>
-          <w:p>
-            <w:r>
-              <w:t>30</w:t>
-            </w:r>
-            <w:r>
-              <w:t xml:space="preserve"> </w:t>
-            </w:r>
-            <w:r>
-              <w:t>m</w:t>
-            </w:r>
-          </w:p>
+            <w:tcW w:w="2172" w:type="dxa"/>
+          </w:tcPr>
+          <w:p>
+            <w:r>
+              <w:t>30 m</w:t>
+            </w:r>
+          </w:p>
+        </w:tc>
+        <w:tc>
+          <w:tcPr>
+            <w:tcW w:w="1876" w:type="dxa"/>
+          </w:tcPr>
+          <w:p/>
         </w:tc>
       </w:tr>
       <w:tr>
@@ -163,7 +174,7 @@
         </w:trPr>
         <w:tc>
           <w:tcPr>
-            <w:tcW w:w="625" w:type="dxa"/>
+            <w:tcW w:w="577" w:type="dxa"/>
           </w:tcPr>
           <w:p>
             <w:r>
@@ -173,7 +184,17 @@
         </w:tc>
         <w:tc>
           <w:tcPr>
-            <w:tcW w:w="1980" w:type="dxa"/>
+            <w:tcW w:w="3902" w:type="dxa"/>
+          </w:tcPr>
+          <w:p>
+            <w:r>
+              <w:t>Fetch variables (direction and distance to nearby ridges)</w:t>
+            </w:r>
+          </w:p>
+        </w:tc>
+        <w:tc>
+          <w:tcPr>
+            <w:tcW w:w="2210" w:type="dxa"/>
           </w:tcPr>
           <w:p>
             <w:r>
@@ -183,17 +204,7 @@
         </w:tc>
         <w:tc>
           <w:tcPr>
-            <w:tcW w:w="5093" w:type="dxa"/>
-          </w:tcPr>
-          <w:p>
-            <w:r>
-              <w:t>Fetch variables (direction and distance to nearby ridges)</w:t>
-            </w:r>
-          </w:p>
-        </w:tc>
-        <w:tc>
-          <w:tcPr>
-            <w:tcW w:w="2607" w:type="dxa"/>
+            <w:tcW w:w="2213" w:type="dxa"/>
           </w:tcPr>
           <w:p>
             <w:r>
@@ -203,13 +214,19 @@
         </w:tc>
         <w:tc>
           <w:tcPr>
-            <w:tcW w:w="2645" w:type="dxa"/>
+            <w:tcW w:w="2172" w:type="dxa"/>
           </w:tcPr>
           <w:p>
             <w:r>
               <w:t>..</w:t>
             </w:r>
           </w:p>
+        </w:tc>
+        <w:tc>
+          <w:tcPr>
+            <w:tcW w:w="1876" w:type="dxa"/>
+          </w:tcPr>
+          <w:p/>
         </w:tc>
       </w:tr>
       <w:tr>
@@ -218,7 +235,7 @@
         </w:trPr>
         <w:tc>
           <w:tcPr>
-            <w:tcW w:w="625" w:type="dxa"/>
+            <w:tcW w:w="577" w:type="dxa"/>
           </w:tcPr>
           <w:p>
             <w:r>
@@ -228,50 +245,57 @@
         </w:tc>
         <w:tc>
           <w:tcPr>
-            <w:tcW w:w="1980" w:type="dxa"/>
-          </w:tcPr>
-          <w:p>
-            <w:r>
-              <w:t>MCD12Q1.061</w:t>
-            </w:r>
-          </w:p>
-        </w:tc>
-        <w:tc>
-          <w:tcPr>
-            <w:tcW w:w="5093" w:type="dxa"/>
-          </w:tcPr>
-          <w:p>
-            <w:r>
-              <w:t>Landcover</w:t>
-            </w:r>
-          </w:p>
-        </w:tc>
-        <w:tc>
-          <w:tcPr>
-            <w:tcW w:w="2607" w:type="dxa"/>
+            <w:tcW w:w="3902" w:type="dxa"/>
+          </w:tcPr>
+          <w:p>
+            <w:r>
+              <w:t>EVI</w:t>
+            </w:r>
+          </w:p>
+        </w:tc>
+        <w:tc>
+          <w:tcPr>
+            <w:tcW w:w="2210" w:type="dxa"/>
+          </w:tcPr>
+          <w:p>
+            <w:r>
+              <w:t>MOD13A2.061</w:t>
+            </w:r>
+          </w:p>
+        </w:tc>
+        <w:tc>
+          <w:tcPr>
+            <w:tcW w:w="2213" w:type="dxa"/>
           </w:tcPr>
           <w:p>
             <w:r>
               <w:t>200</w:t>
             </w:r>
             <w:r>
-              <w:t>1-</w:t>
-            </w:r>
-          </w:p>
-        </w:tc>
-        <w:tc>
-          <w:tcPr>
-            <w:tcW w:w="2645" w:type="dxa"/>
-          </w:tcPr>
-          <w:p>
-            <w:r>
-              <w:t>500</w:t>
-            </w:r>
-            <w:r>
-              <w:t xml:space="preserve"> </w:t>
+              <w:t>0/02/18-</w:t>
+            </w:r>
+          </w:p>
+        </w:tc>
+        <w:tc>
+          <w:tcPr>
+            <w:tcW w:w="2172" w:type="dxa"/>
+          </w:tcPr>
+          <w:p>
+            <w:r>
+              <w:t>1 k</w:t>
             </w:r>
             <w:r>
               <w:t>m</w:t>
+            </w:r>
+          </w:p>
+        </w:tc>
+        <w:tc>
+          <w:tcPr>
+            <w:tcW w:w="1876" w:type="dxa"/>
+          </w:tcPr>
+          <w:p>
+            <w:r>
+              <w:t>Code written;</w:t>
             </w:r>
           </w:p>
         </w:tc>
@@ -282,7 +306,7 @@
         </w:trPr>
         <w:tc>
           <w:tcPr>
-            <w:tcW w:w="625" w:type="dxa"/>
+            <w:tcW w:w="577" w:type="dxa"/>
           </w:tcPr>
           <w:p>
             <w:r>
@@ -292,7 +316,23 @@
         </w:tc>
         <w:tc>
           <w:tcPr>
-            <w:tcW w:w="1980" w:type="dxa"/>
+            <w:tcW w:w="3902" w:type="dxa"/>
+          </w:tcPr>
+          <w:p>
+            <w:r>
+              <w:t xml:space="preserve">Wind speed, surface pressure, relative </w:t>
+            </w:r>
+            <w:r>
+              <w:t>humidity</w:t>
+            </w:r>
+            <w:r>
+              <w:t xml:space="preserve"> (through dew point temperature), soil moisture (top layer, 0 - 7 cm)</w:t>
+            </w:r>
+          </w:p>
+        </w:tc>
+        <w:tc>
+          <w:tcPr>
+            <w:tcW w:w="2210" w:type="dxa"/>
           </w:tcPr>
           <w:p>
             <w:r>
@@ -302,28 +342,7 @@
         </w:tc>
         <w:tc>
           <w:tcPr>
-            <w:tcW w:w="5093" w:type="dxa"/>
-          </w:tcPr>
-          <w:p>
-            <w:r>
-              <w:t xml:space="preserve">Wind speed, surface pressure, relative </w:t>
-            </w:r>
-            <w:proofErr w:type="spellStart"/>
-            <w:r>
-              <w:t>humiditiy</w:t>
-            </w:r>
-            <w:proofErr w:type="spellEnd"/>
-            <w:r>
-              <w:t xml:space="preserve"> (through dew point temperature)</w:t>
-            </w:r>
-            <w:r>
-              <w:t>, soil moisture</w:t>
-            </w:r>
-          </w:p>
-        </w:tc>
-        <w:tc>
-          <w:tcPr>
-            <w:tcW w:w="2607" w:type="dxa"/>
+            <w:tcW w:w="2213" w:type="dxa"/>
           </w:tcPr>
           <w:p>
             <w:r>
@@ -333,11 +352,21 @@
         </w:tc>
         <w:tc>
           <w:tcPr>
-            <w:tcW w:w="2645" w:type="dxa"/>
+            <w:tcW w:w="2172" w:type="dxa"/>
           </w:tcPr>
           <w:p>
             <w:r>
               <w:t>~11 km</w:t>
+            </w:r>
+          </w:p>
+        </w:tc>
+        <w:tc>
+          <w:tcPr>
+            <w:tcW w:w="1876" w:type="dxa"/>
+          </w:tcPr>
+          <w:p>
+            <w:r>
+              <w:t>Code written;</w:t>
             </w:r>
           </w:p>
         </w:tc>
@@ -348,7 +377,7 @@
         </w:trPr>
         <w:tc>
           <w:tcPr>
-            <w:tcW w:w="625" w:type="dxa"/>
+            <w:tcW w:w="577" w:type="dxa"/>
           </w:tcPr>
           <w:p>
             <w:r>
@@ -358,7 +387,17 @@
         </w:tc>
         <w:tc>
           <w:tcPr>
-            <w:tcW w:w="1980" w:type="dxa"/>
+            <w:tcW w:w="3902" w:type="dxa"/>
+          </w:tcPr>
+          <w:p>
+            <w:r>
+              <w:t xml:space="preserve">Land surface temperature (LST-day, LST-night, LST-difference) </w:t>
+            </w:r>
+          </w:p>
+        </w:tc>
+        <w:tc>
+          <w:tcPr>
+            <w:tcW w:w="2210" w:type="dxa"/>
           </w:tcPr>
           <w:p>
             <w:r>
@@ -369,17 +408,7 @@
         </w:tc>
         <w:tc>
           <w:tcPr>
-            <w:tcW w:w="5093" w:type="dxa"/>
-          </w:tcPr>
-          <w:p>
-            <w:r>
-              <w:t xml:space="preserve">Land surface temperature (LST-day, LST-night, LST-difference) </w:t>
-            </w:r>
-          </w:p>
-        </w:tc>
-        <w:tc>
-          <w:tcPr>
-            <w:tcW w:w="2607" w:type="dxa"/>
+            <w:tcW w:w="2213" w:type="dxa"/>
           </w:tcPr>
           <w:p>
             <w:r>
@@ -389,11 +418,21 @@
         </w:tc>
         <w:tc>
           <w:tcPr>
-            <w:tcW w:w="2645" w:type="dxa"/>
+            <w:tcW w:w="2172" w:type="dxa"/>
           </w:tcPr>
           <w:p>
             <w:r>
               <w:t>1 km</w:t>
+            </w:r>
+          </w:p>
+        </w:tc>
+        <w:tc>
+          <w:tcPr>
+            <w:tcW w:w="1876" w:type="dxa"/>
+          </w:tcPr>
+          <w:p>
+            <w:r>
+              <w:t>Code written;</w:t>
             </w:r>
           </w:p>
         </w:tc>
@@ -404,7 +443,7 @@
         </w:trPr>
         <w:tc>
           <w:tcPr>
-            <w:tcW w:w="625" w:type="dxa"/>
+            <w:tcW w:w="577" w:type="dxa"/>
           </w:tcPr>
           <w:p>
             <w:r>
@@ -414,7 +453,17 @@
         </w:tc>
         <w:tc>
           <w:tcPr>
-            <w:tcW w:w="1980" w:type="dxa"/>
+            <w:tcW w:w="3902" w:type="dxa"/>
+          </w:tcPr>
+          <w:p>
+            <w:r>
+              <w:t>Kriging based prediction</w:t>
+            </w:r>
+          </w:p>
+        </w:tc>
+        <w:tc>
+          <w:tcPr>
+            <w:tcW w:w="2210" w:type="dxa"/>
           </w:tcPr>
           <w:p>
             <w:proofErr w:type="spellStart"/>
@@ -429,17 +478,7 @@
         </w:tc>
         <w:tc>
           <w:tcPr>
-            <w:tcW w:w="5093" w:type="dxa"/>
-          </w:tcPr>
-          <w:p>
-            <w:r>
-              <w:t>Kriging based prediction</w:t>
-            </w:r>
-          </w:p>
-        </w:tc>
-        <w:tc>
-          <w:tcPr>
-            <w:tcW w:w="2607" w:type="dxa"/>
+            <w:tcW w:w="2213" w:type="dxa"/>
           </w:tcPr>
           <w:p>
             <w:r>
@@ -449,13 +488,19 @@
         </w:tc>
         <w:tc>
           <w:tcPr>
-            <w:tcW w:w="2645" w:type="dxa"/>
+            <w:tcW w:w="2172" w:type="dxa"/>
           </w:tcPr>
           <w:p>
             <w:r>
               <w:t>..</w:t>
             </w:r>
           </w:p>
+        </w:tc>
+        <w:tc>
+          <w:tcPr>
+            <w:tcW w:w="1876" w:type="dxa"/>
+          </w:tcPr>
+          <w:p/>
         </w:tc>
       </w:tr>
       <w:tr>
@@ -464,7 +509,7 @@
         </w:trPr>
         <w:tc>
           <w:tcPr>
-            <w:tcW w:w="625" w:type="dxa"/>
+            <w:tcW w:w="577" w:type="dxa"/>
           </w:tcPr>
           <w:p>
             <w:r>
@@ -474,7 +519,25 @@
         </w:tc>
         <w:tc>
           <w:tcPr>
-            <w:tcW w:w="1980" w:type="dxa"/>
+            <w:tcW w:w="3902" w:type="dxa"/>
+          </w:tcPr>
+          <w:p>
+            <w:proofErr w:type="spellStart"/>
+            <w:r>
+              <w:t>Köppen</w:t>
+            </w:r>
+            <w:proofErr w:type="spellEnd"/>
+            <w:r>
+              <w:t>-Geiger</w:t>
+            </w:r>
+            <w:r>
+              <w:t xml:space="preserve"> class</w:t>
+            </w:r>
+          </w:p>
+        </w:tc>
+        <w:tc>
+          <w:tcPr>
+            <w:tcW w:w="2210" w:type="dxa"/>
           </w:tcPr>
           <w:p>
             <w:hyperlink r:id="rId7" w:history="1">
@@ -492,25 +555,7 @@
         </w:tc>
         <w:tc>
           <w:tcPr>
-            <w:tcW w:w="5093" w:type="dxa"/>
-          </w:tcPr>
-          <w:p>
-            <w:proofErr w:type="spellStart"/>
-            <w:r>
-              <w:t>Köppen</w:t>
-            </w:r>
-            <w:proofErr w:type="spellEnd"/>
-            <w:r>
-              <w:t>-Geiger</w:t>
-            </w:r>
-            <w:r>
-              <w:t xml:space="preserve"> class</w:t>
-            </w:r>
-          </w:p>
-        </w:tc>
-        <w:tc>
-          <w:tcPr>
-            <w:tcW w:w="2607" w:type="dxa"/>
+            <w:tcW w:w="2213" w:type="dxa"/>
           </w:tcPr>
           <w:p>
             <w:r>
@@ -520,11 +565,21 @@
         </w:tc>
         <w:tc>
           <w:tcPr>
-            <w:tcW w:w="2645" w:type="dxa"/>
+            <w:tcW w:w="2172" w:type="dxa"/>
           </w:tcPr>
           <w:p>
             <w:r>
               <w:t>1km</w:t>
+            </w:r>
+          </w:p>
+        </w:tc>
+        <w:tc>
+          <w:tcPr>
+            <w:tcW w:w="1876" w:type="dxa"/>
+          </w:tcPr>
+          <w:p>
+            <w:r>
+              <w:t>Skip; hasn’t produced useful results</w:t>
             </w:r>
           </w:p>
         </w:tc>
@@ -677,6 +732,7 @@
           <w:b/>
           <w:bCs/>
         </w:rPr>
+        <w:lastRenderedPageBreak/>
         <w:t>Initial list of all gridded datasets considered</w:t>
       </w:r>
     </w:p>
@@ -701,10 +757,10 @@
         <w:tblLook w:val="04A0" w:firstRow="1" w:lastRow="0" w:firstColumn="1" w:lastColumn="0" w:noHBand="0" w:noVBand="1"/>
       </w:tblPr>
       <w:tblGrid>
-        <w:gridCol w:w="677"/>
+        <w:gridCol w:w="406"/>
         <w:gridCol w:w="1980"/>
-        <w:gridCol w:w="2552"/>
-        <w:gridCol w:w="1709"/>
+        <w:gridCol w:w="2946"/>
+        <w:gridCol w:w="1586"/>
         <w:gridCol w:w="1273"/>
         <w:gridCol w:w="1956"/>
         <w:gridCol w:w="1256"/>
@@ -1044,7 +1100,6 @@
                 <w:highlight w:val="cyan"/>
                 <w14:ligatures w14:val="none"/>
               </w:rPr>
-              <w:lastRenderedPageBreak/>
               <w:t>1</w:t>
             </w:r>
           </w:p>
@@ -1922,7 +1977,19 @@
                 <w:szCs w:val="21"/>
                 <w14:ligatures w14:val="none"/>
               </w:rPr>
-              <w:t>. Evaluated over the Qilian Mountains (Qinghai-Tibet Plateau); performed better than ERA5-Land for precipitation locally.</w:t>
+              <w:t xml:space="preserve">. Evaluated over the Qilian Mountains (Qinghai-Tibet Plateau); performed better than ERA5-Land for </w:t>
+            </w:r>
+            <w:r>
+              <w:rPr>
+                <w:rFonts w:ascii="Arial" w:eastAsia="Times New Roman" w:hAnsi="Arial" w:cs="Arial"/>
+                <w:color w:val="131314"/>
+                <w:kern w:val="0"/>
+                <w:sz w:val="21"/>
+                <w:szCs w:val="21"/>
+                <w14:ligatures w14:val="none"/>
+              </w:rPr>
+              <w:lastRenderedPageBreak/>
+              <w:t>precipitation locally.</w:t>
             </w:r>
           </w:p>
         </w:tc>
@@ -1957,6 +2024,7 @@
                 <w:szCs w:val="21"/>
                 <w14:ligatures w14:val="none"/>
               </w:rPr>
+              <w:lastRenderedPageBreak/>
               <w:t>4</w:t>
             </w:r>
           </w:p>
@@ -2210,19 +2278,7 @@
                 <w:szCs w:val="21"/>
                 <w14:ligatures w14:val="none"/>
               </w:rPr>
-              <w:t xml:space="preserve">. Used for climate change impact </w:t>
-            </w:r>
-            <w:r>
-              <w:rPr>
-                <w:rFonts w:ascii="Arial" w:eastAsia="Times New Roman" w:hAnsi="Arial" w:cs="Arial"/>
-                <w:color w:val="131314"/>
-                <w:kern w:val="0"/>
-                <w:sz w:val="21"/>
-                <w:szCs w:val="21"/>
-                <w14:ligatures w14:val="none"/>
-              </w:rPr>
-              <w:lastRenderedPageBreak/>
-              <w:t>assessments in the context of Himalayan catchments.</w:t>
+              <w:t>. Used for climate change impact assessments in the context of Himalayan catchments.</w:t>
             </w:r>
           </w:p>
         </w:tc>
@@ -2257,7 +2313,6 @@
                 <w:szCs w:val="21"/>
                 <w14:ligatures w14:val="none"/>
               </w:rPr>
-              <w:lastRenderedPageBreak/>
               <w:t>5</w:t>
             </w:r>
           </w:p>
@@ -3390,7 +3445,7 @@
                 <w:szCs w:val="21"/>
                 <w14:ligatures w14:val="none"/>
               </w:rPr>
-              <w:t xml:space="preserve">. Superseded due to assimilation problems and tendency to overestimate rainfall; coarse </w:t>
+              <w:t xml:space="preserve">. Superseded </w:t>
             </w:r>
             <w:r>
               <w:rPr>
@@ -3402,7 +3457,7 @@
                 <w14:ligatures w14:val="none"/>
               </w:rPr>
               <w:lastRenderedPageBreak/>
-              <w:t>resolution is limiting.</w:t>
+              <w:t>due to assimilation problems and tendency to overestimate rainfall; coarse resolution is limiting.</w:t>
             </w:r>
           </w:p>
         </w:tc>
@@ -4072,6 +4127,7 @@
                 <w:szCs w:val="21"/>
                 <w14:ligatures w14:val="none"/>
               </w:rPr>
+              <w:lastRenderedPageBreak/>
               <w:t>11</w:t>
             </w:r>
           </w:p>
@@ -4334,19 +4390,7 @@
                 <w:szCs w:val="21"/>
                 <w14:ligatures w14:val="none"/>
               </w:rPr>
-              <w:t xml:space="preserve">. Designed for high resolution; performed better than coarse datasets </w:t>
-            </w:r>
-            <w:r>
-              <w:rPr>
-                <w:rFonts w:ascii="Arial" w:eastAsia="Times New Roman" w:hAnsi="Arial" w:cs="Arial"/>
-                <w:color w:val="131314"/>
-                <w:kern w:val="0"/>
-                <w:sz w:val="21"/>
-                <w:szCs w:val="21"/>
-                <w14:ligatures w14:val="none"/>
-              </w:rPr>
-              <w:lastRenderedPageBreak/>
-              <w:t>in high-elevation regions of Nepal. However, performance improvements over ERA5 were not significant in all high-elevation contexts studied.</w:t>
+              <w:t>. Designed for high resolution; performed better than coarse datasets in high-elevation regions of Nepal. However, performance improvements over ERA5 were not significant in all high-elevation contexts studied.</w:t>
             </w:r>
           </w:p>
         </w:tc>
@@ -4381,7 +4425,6 @@
                 <w:szCs w:val="21"/>
                 <w14:ligatures w14:val="none"/>
               </w:rPr>
-              <w:lastRenderedPageBreak/>
               <w:t>12</w:t>
             </w:r>
           </w:p>
@@ -4961,7 +5004,19 @@
                 <w:szCs w:val="21"/>
                 <w14:ligatures w14:val="none"/>
               </w:rPr>
-              <w:t>. While GPCC Monthly performance was evaluated (Yes), this daily product has lower resolution and its specific performance in complex terrains was not detailed in the sources.</w:t>
+              <w:t xml:space="preserve">. While GPCC Monthly performance was evaluated (Yes), this daily product has lower resolution and its specific </w:t>
+            </w:r>
+            <w:r>
+              <w:rPr>
+                <w:rFonts w:ascii="Arial" w:eastAsia="Times New Roman" w:hAnsi="Arial" w:cs="Arial"/>
+                <w:color w:val="131314"/>
+                <w:kern w:val="0"/>
+                <w:sz w:val="21"/>
+                <w:szCs w:val="21"/>
+                <w14:ligatures w14:val="none"/>
+              </w:rPr>
+              <w:lastRenderedPageBreak/>
+              <w:t>performance in complex terrains was not detailed in the sources.</w:t>
             </w:r>
           </w:p>
         </w:tc>
@@ -5981,6 +6036,7 @@
                 <w:szCs w:val="21"/>
                 <w14:ligatures w14:val="none"/>
               </w:rPr>
+              <w:lastRenderedPageBreak/>
               <w:t>17</w:t>
             </w:r>
           </w:p>
@@ -6299,19 +6355,7 @@
                 <w:szCs w:val="21"/>
                 <w14:ligatures w14:val="none"/>
               </w:rPr>
-              <w:t xml:space="preserve"> data quality noted as low in a low-altitude </w:t>
-            </w:r>
-            <w:r>
-              <w:rPr>
-                <w:rFonts w:ascii="Arial" w:eastAsia="Times New Roman" w:hAnsi="Arial" w:cs="Arial"/>
-                <w:color w:val="131314"/>
-                <w:kern w:val="0"/>
-                <w:sz w:val="21"/>
-                <w:szCs w:val="21"/>
-                <w14:ligatures w14:val="none"/>
-              </w:rPr>
-              <w:lastRenderedPageBreak/>
-              <w:t>evaluation. Not evaluated in complex high-altitude regions in these sources.</w:t>
+              <w:t xml:space="preserve"> data quality noted as low in a low-altitude evaluation. Not evaluated in complex high-altitude regions in these sources.</w:t>
             </w:r>
           </w:p>
         </w:tc>
@@ -6346,7 +6390,6 @@
                 <w:szCs w:val="21"/>
                 <w14:ligatures w14:val="none"/>
               </w:rPr>
-              <w:lastRenderedPageBreak/>
               <w:t>18</w:t>
             </w:r>
           </w:p>
@@ -7233,6 +7276,7 @@
                 <w:szCs w:val="21"/>
                 <w14:ligatures w14:val="none"/>
               </w:rPr>
+              <w:lastRenderedPageBreak/>
               <w:t>TerraClimate</w:t>
             </w:r>
             <w:proofErr w:type="spellEnd"/>
@@ -8112,7 +8156,19 @@
                 <w:szCs w:val="21"/>
                 <w14:ligatures w14:val="none"/>
               </w:rPr>
-              <w:t>. Mentioned in the context of MERRA, but specific high-altitude performance evaluation details were not provided separately from MERRA.</w:t>
+              <w:t xml:space="preserve">. Mentioned in the context of MERRA, but specific high-altitude performance evaluation details were not provided </w:t>
+            </w:r>
+            <w:r>
+              <w:rPr>
+                <w:rFonts w:ascii="Arial" w:eastAsia="Times New Roman" w:hAnsi="Arial" w:cs="Arial"/>
+                <w:color w:val="131314"/>
+                <w:kern w:val="0"/>
+                <w:sz w:val="21"/>
+                <w:szCs w:val="21"/>
+                <w14:ligatures w14:val="none"/>
+              </w:rPr>
+              <w:lastRenderedPageBreak/>
+              <w:t>separately from MERRA.</w:t>
             </w:r>
           </w:p>
         </w:tc>
@@ -8147,6 +8203,7 @@
                 <w:szCs w:val="21"/>
                 <w14:ligatures w14:val="none"/>
               </w:rPr>
+              <w:lastRenderedPageBreak/>
               <w:t>24</w:t>
             </w:r>
           </w:p>
@@ -8423,19 +8480,7 @@
                 <w:szCs w:val="21"/>
                 <w14:ligatures w14:val="none"/>
               </w:rPr>
-              <w:t xml:space="preserve"> </w:t>
-            </w:r>
-            <w:r>
-              <w:rPr>
-                <w:rFonts w:ascii="Arial" w:eastAsia="Times New Roman" w:hAnsi="Arial" w:cs="Arial"/>
-                <w:color w:val="131314"/>
-                <w:kern w:val="0"/>
-                <w:sz w:val="21"/>
-                <w:szCs w:val="21"/>
-                <w14:ligatures w14:val="none"/>
-              </w:rPr>
-              <w:lastRenderedPageBreak/>
-              <w:t xml:space="preserve">showed discrepancies moving from plain to mountain </w:t>
+              <w:t xml:space="preserve"> showed discrepancies moving from plain to mountain </w:t>
             </w:r>
             <w:proofErr w:type="gramStart"/>
             <w:r>
@@ -8494,7 +8539,6 @@
                 <w:szCs w:val="21"/>
                 <w14:ligatures w14:val="none"/>
               </w:rPr>
-              <w:lastRenderedPageBreak/>
               <w:t>25</w:t>
             </w:r>
           </w:p>
@@ -9088,6 +9132,7 @@
                 <w:szCs w:val="21"/>
                 <w14:ligatures w14:val="none"/>
               </w:rPr>
+              <w:lastRenderedPageBreak/>
               <w:t>27</w:t>
             </w:r>
           </w:p>
@@ -9351,19 +9396,7 @@
                 <w:szCs w:val="21"/>
                 <w14:ligatures w14:val="none"/>
               </w:rPr>
-              <w:t xml:space="preserve">. Evaluated in high elevation regions (Nepal); showed mixed correlation results at higher </w:t>
-            </w:r>
-            <w:r>
-              <w:rPr>
-                <w:rFonts w:ascii="Arial" w:eastAsia="Times New Roman" w:hAnsi="Arial" w:cs="Arial"/>
-                <w:color w:val="131314"/>
-                <w:kern w:val="0"/>
-                <w:sz w:val="21"/>
-                <w:szCs w:val="21"/>
-                <w14:ligatures w14:val="none"/>
-              </w:rPr>
-              <w:lastRenderedPageBreak/>
-              <w:t xml:space="preserve">stations (2590 </w:t>
+              <w:t xml:space="preserve">. Evaluated in high elevation regions (Nepal); showed mixed correlation results at higher stations (2590 </w:t>
             </w:r>
             <w:proofErr w:type="spellStart"/>
             <w:r>
@@ -9422,7 +9455,6 @@
                 <w:szCs w:val="21"/>
                 <w14:ligatures w14:val="none"/>
               </w:rPr>
-              <w:lastRenderedPageBreak/>
               <w:t>28</w:t>
             </w:r>
           </w:p>
@@ -10275,7 +10307,7 @@
                 <w:szCs w:val="21"/>
                 <w14:ligatures w14:val="none"/>
               </w:rPr>
-              <w:t xml:space="preserve">. Evaluated over NWH; generally performed poorly for temperature and had mixed precipitation performance, sometimes outperformed </w:t>
+              <w:t xml:space="preserve">. Evaluated over NWH; generally performed </w:t>
             </w:r>
             <w:r>
               <w:rPr>
@@ -10287,7 +10319,7 @@
                 <w14:ligatures w14:val="none"/>
               </w:rPr>
               <w:lastRenderedPageBreak/>
-              <w:t>by PGF and ERA-I in specific zones.</w:t>
+              <w:t>poorly for temperature and had mixed precipitation performance, sometimes outperformed by PGF and ERA-I in specific zones.</w:t>
             </w:r>
           </w:p>
         </w:tc>
@@ -11890,6 +11922,7 @@
   <w:style w:type="character" w:default="1" w:styleId="DefaultParagraphFont">
     <w:name w:val="Default Paragraph Font"/>
     <w:uiPriority w:val="1"/>
+    <w:semiHidden/>
     <w:unhideWhenUsed/>
   </w:style>
   <w:style w:type="table" w:default="1" w:styleId="TableNormal">

--- a/Notes/Datasets(Primary +Secondary).docx
+++ b/Notes/Datasets(Primary +Secondary).docx
@@ -119,15 +119,7 @@
           </w:tcPr>
           <w:p>
             <w:r>
-              <w:t xml:space="preserve">Elevation, slope, aspect, </w:t>
-            </w:r>
-            <w:proofErr w:type="spellStart"/>
-            <w:r>
-              <w:t>s.d.</w:t>
-            </w:r>
-            <w:proofErr w:type="spellEnd"/>
-            <w:r>
-              <w:t xml:space="preserve"> elevation, surface roughness</w:t>
+              <w:t>Elevation, slope, aspect, s.d. elevation, surface roughness</w:t>
             </w:r>
           </w:p>
         </w:tc>
@@ -165,7 +157,11 @@
           <w:tcPr>
             <w:tcW w:w="1876" w:type="dxa"/>
           </w:tcPr>
-          <w:p/>
+          <w:p>
+            <w:r>
+              <w:t>done</w:t>
+            </w:r>
+          </w:p>
         </w:tc>
       </w:tr>
       <w:tr>
@@ -226,7 +222,11 @@
           <w:tcPr>
             <w:tcW w:w="1876" w:type="dxa"/>
           </w:tcPr>
-          <w:p/>
+          <w:p>
+            <w:r>
+              <w:t>done</w:t>
+            </w:r>
+          </w:p>
         </w:tc>
       </w:tr>
       <w:tr>
@@ -466,13 +466,8 @@
             <w:tcW w:w="2210" w:type="dxa"/>
           </w:tcPr>
           <w:p>
-            <w:proofErr w:type="spellStart"/>
-            <w:r>
-              <w:t>Insitu</w:t>
-            </w:r>
-            <w:proofErr w:type="spellEnd"/>
-            <w:r>
-              <w:t xml:space="preserve"> data</w:t>
+            <w:r>
+              <w:t>Insitu data</w:t>
             </w:r>
           </w:p>
         </w:tc>
@@ -500,7 +495,11 @@
           <w:tcPr>
             <w:tcW w:w="1876" w:type="dxa"/>
           </w:tcPr>
-          <w:p/>
+          <w:p>
+            <w:r>
+              <w:t>ongoing</w:t>
+            </w:r>
+          </w:p>
         </w:tc>
       </w:tr>
       <w:tr>
@@ -522,13 +521,8 @@
             <w:tcW w:w="3902" w:type="dxa"/>
           </w:tcPr>
           <w:p>
-            <w:proofErr w:type="spellStart"/>
-            <w:r>
-              <w:t>Köppen</w:t>
-            </w:r>
-            <w:proofErr w:type="spellEnd"/>
-            <w:r>
-              <w:t>-Geiger</w:t>
+            <w:r>
+              <w:t>Köppen-Geiger</w:t>
             </w:r>
             <w:r>
               <w:t xml:space="preserve"> class</w:t>
@@ -1639,55 +1633,7 @@
                 <w:szCs w:val="21"/>
                 <w14:ligatures w14:val="none"/>
               </w:rPr>
-              <w:t>. Accuracy limited by sparse observations over high altitudes; reported as non-suitable for elevations $&gt;5000\</w:t>
-            </w:r>
-            <w:proofErr w:type="gramStart"/>
-            <w:r>
-              <w:rPr>
-                <w:rFonts w:ascii="Arial" w:eastAsia="Times New Roman" w:hAnsi="Arial" w:cs="Arial"/>
-                <w:color w:val="131314"/>
-                <w:kern w:val="0"/>
-                <w:sz w:val="21"/>
-                <w:szCs w:val="21"/>
-                <w14:ligatures w14:val="none"/>
-              </w:rPr>
-              <w:t>text{ m</w:t>
-            </w:r>
-            <w:proofErr w:type="gramEnd"/>
-            <w:r>
-              <w:rPr>
-                <w:rFonts w:ascii="Arial" w:eastAsia="Times New Roman" w:hAnsi="Arial" w:cs="Arial"/>
-                <w:color w:val="131314"/>
-                <w:kern w:val="0"/>
-                <w:sz w:val="21"/>
-                <w:szCs w:val="21"/>
-                <w14:ligatures w14:val="none"/>
-              </w:rPr>
-              <w:t xml:space="preserve">}$ </w:t>
-            </w:r>
-            <w:proofErr w:type="spellStart"/>
-            <w:r>
-              <w:rPr>
-                <w:rFonts w:ascii="Arial" w:eastAsia="Times New Roman" w:hAnsi="Arial" w:cs="Arial"/>
-                <w:color w:val="131314"/>
-                <w:kern w:val="0"/>
-                <w:sz w:val="21"/>
-                <w:szCs w:val="21"/>
-                <w14:ligatures w14:val="none"/>
-              </w:rPr>
-              <w:t>amsl</w:t>
-            </w:r>
-            <w:proofErr w:type="spellEnd"/>
-            <w:r>
-              <w:rPr>
-                <w:rFonts w:ascii="Arial" w:eastAsia="Times New Roman" w:hAnsi="Arial" w:cs="Arial"/>
-                <w:color w:val="131314"/>
-                <w:kern w:val="0"/>
-                <w:sz w:val="21"/>
-                <w:szCs w:val="21"/>
-                <w14:ligatures w14:val="none"/>
-              </w:rPr>
-              <w:t>.</w:t>
+              <w:t>. Accuracy limited by sparse observations over high altitudes; reported as non-suitable for elevations $&gt;5000\text{ m}$ amsl.</w:t>
             </w:r>
           </w:p>
         </w:tc>
@@ -3745,31 +3691,7 @@
                 <w:szCs w:val="21"/>
                 <w14:ligatures w14:val="none"/>
               </w:rPr>
-              <w:t xml:space="preserve">. </w:t>
-            </w:r>
-            <w:proofErr w:type="gramStart"/>
-            <w:r>
-              <w:rPr>
-                <w:rFonts w:ascii="Arial" w:eastAsia="Times New Roman" w:hAnsi="Arial" w:cs="Arial"/>
-                <w:color w:val="131314"/>
-                <w:kern w:val="0"/>
-                <w:sz w:val="21"/>
-                <w:szCs w:val="21"/>
-                <w14:ligatures w14:val="none"/>
-              </w:rPr>
-              <w:t>Generally</w:t>
-            </w:r>
-            <w:proofErr w:type="gramEnd"/>
-            <w:r>
-              <w:rPr>
-                <w:rFonts w:ascii="Arial" w:eastAsia="Times New Roman" w:hAnsi="Arial" w:cs="Arial"/>
-                <w:color w:val="131314"/>
-                <w:kern w:val="0"/>
-                <w:sz w:val="21"/>
-                <w:szCs w:val="21"/>
-                <w14:ligatures w14:val="none"/>
-              </w:rPr>
-              <w:t xml:space="preserve"> underperforms in high-elevation areas due to coarse resolution, exhibiting a "too gentle spatial characteristic" in mountainous Nepal.</w:t>
+              <w:t>. Generally underperforms in high-elevation areas due to coarse resolution, exhibiting a "too gentle spatial characteristic" in mountainous Nepal.</w:t>
             </w:r>
           </w:p>
         </w:tc>
@@ -4044,55 +3966,7 @@
                 <w:szCs w:val="21"/>
                 <w14:ligatures w14:val="none"/>
               </w:rPr>
-              <w:t xml:space="preserve">. Better resolution led to better performance than ERA-Interim in high-elevation areas of </w:t>
-            </w:r>
-            <w:proofErr w:type="gramStart"/>
-            <w:r>
-              <w:rPr>
-                <w:rFonts w:ascii="Arial" w:eastAsia="Times New Roman" w:hAnsi="Arial" w:cs="Arial"/>
-                <w:color w:val="131314"/>
-                <w:kern w:val="0"/>
-                <w:sz w:val="21"/>
-                <w:szCs w:val="21"/>
-                <w14:ligatures w14:val="none"/>
-              </w:rPr>
-              <w:t>Nepal, but</w:t>
-            </w:r>
-            <w:proofErr w:type="gramEnd"/>
-            <w:r>
-              <w:rPr>
-                <w:rFonts w:ascii="Arial" w:eastAsia="Times New Roman" w:hAnsi="Arial" w:cs="Arial"/>
-                <w:color w:val="131314"/>
-                <w:kern w:val="0"/>
-                <w:sz w:val="21"/>
-                <w:szCs w:val="21"/>
-                <w14:ligatures w14:val="none"/>
-              </w:rPr>
-              <w:t xml:space="preserve"> showed lower performance than IMERG/GPM in high-altitude zones of the </w:t>
-            </w:r>
-            <w:proofErr w:type="spellStart"/>
-            <w:r>
-              <w:rPr>
-                <w:rFonts w:ascii="Arial" w:eastAsia="Times New Roman" w:hAnsi="Arial" w:cs="Arial"/>
-                <w:color w:val="131314"/>
-                <w:kern w:val="0"/>
-                <w:sz w:val="21"/>
-                <w:szCs w:val="21"/>
-                <w14:ligatures w14:val="none"/>
-              </w:rPr>
-              <w:t>Bouregreg</w:t>
-            </w:r>
-            <w:proofErr w:type="spellEnd"/>
-            <w:r>
-              <w:rPr>
-                <w:rFonts w:ascii="Arial" w:eastAsia="Times New Roman" w:hAnsi="Arial" w:cs="Arial"/>
-                <w:color w:val="131314"/>
-                <w:kern w:val="0"/>
-                <w:sz w:val="21"/>
-                <w:szCs w:val="21"/>
-                <w14:ligatures w14:val="none"/>
-              </w:rPr>
-              <w:t xml:space="preserve"> watershed (Morocco).</w:t>
+              <w:t>. Better resolution led to better performance than ERA-Interim in high-elevation areas of Nepal, but showed lower performance than IMERG/GPM in high-altitude zones of the Bouregreg watershed (Morocco).</w:t>
             </w:r>
           </w:p>
         </w:tc>
@@ -5248,31 +5122,7 @@
                 <w:szCs w:val="21"/>
                 <w14:ligatures w14:val="none"/>
               </w:rPr>
-              <w:t>Monthly/5-</w:t>
-            </w:r>
-            <w:proofErr w:type="gramStart"/>
-            <w:r>
-              <w:rPr>
-                <w:rFonts w:ascii="Arial" w:eastAsia="Times New Roman" w:hAnsi="Arial" w:cs="Arial"/>
-                <w:color w:val="131314"/>
-                <w:kern w:val="0"/>
-                <w:sz w:val="21"/>
-                <w:szCs w:val="21"/>
-                <w14:ligatures w14:val="none"/>
-              </w:rPr>
-              <w:t>daily</w:t>
-            </w:r>
-            <w:proofErr w:type="gramEnd"/>
-            <w:r>
-              <w:rPr>
-                <w:rFonts w:ascii="Arial" w:eastAsia="Times New Roman" w:hAnsi="Arial" w:cs="Arial"/>
-                <w:color w:val="131314"/>
-                <w:kern w:val="0"/>
-                <w:sz w:val="21"/>
-                <w:szCs w:val="21"/>
-                <w14:ligatures w14:val="none"/>
-              </w:rPr>
-              <w:t xml:space="preserve"> (PEN)</w:t>
+              <w:t>Monthly/5-daily (PEN)</w:t>
             </w:r>
           </w:p>
         </w:tc>
@@ -5407,7 +5257,6 @@
                 <w14:ligatures w14:val="none"/>
               </w:rPr>
             </w:pPr>
-            <w:proofErr w:type="spellStart"/>
             <w:r>
               <w:rPr>
                 <w:rFonts w:ascii="Arial" w:eastAsia="Times New Roman" w:hAnsi="Arial" w:cs="Arial"/>
@@ -5422,7 +5271,6 @@
               </w:rPr>
               <w:t>GSMaP</w:t>
             </w:r>
-            <w:proofErr w:type="spellEnd"/>
             <w:r>
               <w:rPr>
                 <w:rFonts w:ascii="Arial" w:eastAsia="Times New Roman" w:hAnsi="Arial" w:cs="Arial"/>
@@ -6331,31 +6179,7 @@
                 <w:szCs w:val="21"/>
                 <w14:ligatures w14:val="none"/>
               </w:rPr>
-              <w:t xml:space="preserve">. Extremely coarse </w:t>
-            </w:r>
-            <w:proofErr w:type="gramStart"/>
-            <w:r>
-              <w:rPr>
-                <w:rFonts w:ascii="Arial" w:eastAsia="Times New Roman" w:hAnsi="Arial" w:cs="Arial"/>
-                <w:color w:val="131314"/>
-                <w:kern w:val="0"/>
-                <w:sz w:val="21"/>
-                <w:szCs w:val="21"/>
-                <w14:ligatures w14:val="none"/>
-              </w:rPr>
-              <w:t>resolution;</w:t>
-            </w:r>
-            <w:proofErr w:type="gramEnd"/>
-            <w:r>
-              <w:rPr>
-                <w:rFonts w:ascii="Arial" w:eastAsia="Times New Roman" w:hAnsi="Arial" w:cs="Arial"/>
-                <w:color w:val="131314"/>
-                <w:kern w:val="0"/>
-                <w:sz w:val="21"/>
-                <w:szCs w:val="21"/>
-                <w14:ligatures w14:val="none"/>
-              </w:rPr>
-              <w:t xml:space="preserve"> data quality noted as low in a low-altitude evaluation. Not evaluated in complex high-altitude regions in these sources.</w:t>
+              <w:t>. Extremely coarse resolution; data quality noted as low in a low-altitude evaluation. Not evaluated in complex high-altitude regions in these sources.</w:t>
             </w:r>
           </w:p>
         </w:tc>
@@ -6650,31 +6474,7 @@
                 <w:szCs w:val="21"/>
                 <w14:ligatures w14:val="none"/>
               </w:rPr>
-              <w:t xml:space="preserve">. Evaluated extensively in the Nepalese Himalaya (including up to 5,050 m </w:t>
-            </w:r>
-            <w:proofErr w:type="gramStart"/>
-            <w:r>
-              <w:rPr>
-                <w:rFonts w:ascii="Arial" w:eastAsia="Times New Roman" w:hAnsi="Arial" w:cs="Arial"/>
-                <w:color w:val="131314"/>
-                <w:kern w:val="0"/>
-                <w:sz w:val="21"/>
-                <w:szCs w:val="21"/>
-                <w14:ligatures w14:val="none"/>
-              </w:rPr>
-              <w:t>asl);</w:t>
-            </w:r>
-            <w:proofErr w:type="gramEnd"/>
-            <w:r>
-              <w:rPr>
-                <w:rFonts w:ascii="Arial" w:eastAsia="Times New Roman" w:hAnsi="Arial" w:cs="Arial"/>
-                <w:color w:val="131314"/>
-                <w:kern w:val="0"/>
-                <w:sz w:val="21"/>
-                <w:szCs w:val="21"/>
-                <w14:ligatures w14:val="none"/>
-              </w:rPr>
-              <w:t xml:space="preserve"> showed better performance than TMPA for daily precipitation and drought monitoring.</w:t>
+              <w:t>. Evaluated extensively in the Nepalese Himalaya (including up to 5,050 m asl); showed better performance than TMPA for daily precipitation and drought monitoring.</w:t>
             </w:r>
           </w:p>
         </w:tc>
@@ -7266,7 +7066,6 @@
               </w:rPr>
               <w:t xml:space="preserve">. Used as input for the high-resolution </w:t>
             </w:r>
-            <w:proofErr w:type="spellStart"/>
             <w:r>
               <w:rPr>
                 <w:rFonts w:ascii="Arial" w:eastAsia="Times New Roman" w:hAnsi="Arial" w:cs="Arial"/>
@@ -7277,19 +7076,7 @@
                 <w14:ligatures w14:val="none"/>
               </w:rPr>
               <w:lastRenderedPageBreak/>
-              <w:t>TerraClimate</w:t>
-            </w:r>
-            <w:proofErr w:type="spellEnd"/>
-            <w:r>
-              <w:rPr>
-                <w:rFonts w:ascii="Arial" w:eastAsia="Times New Roman" w:hAnsi="Arial" w:cs="Arial"/>
-                <w:color w:val="131314"/>
-                <w:kern w:val="0"/>
-                <w:sz w:val="21"/>
-                <w:szCs w:val="21"/>
-                <w14:ligatures w14:val="none"/>
-              </w:rPr>
-              <w:t>. Mentioned in comparison over monsoon Asia.</w:t>
+              <w:t>TerraClimate. Mentioned in comparison over monsoon Asia.</w:t>
             </w:r>
           </w:p>
         </w:tc>
@@ -7849,31 +7636,7 @@
                 <w:szCs w:val="21"/>
                 <w14:ligatures w14:val="none"/>
               </w:rPr>
-              <w:t xml:space="preserve">. Found to have the lowest RMSE and bias among reanalysis products with high-altitude gauges in Morocco. Coarse resolution </w:t>
-            </w:r>
-            <w:proofErr w:type="gramStart"/>
-            <w:r>
-              <w:rPr>
-                <w:rFonts w:ascii="Arial" w:eastAsia="Times New Roman" w:hAnsi="Arial" w:cs="Arial"/>
-                <w:color w:val="131314"/>
-                <w:kern w:val="0"/>
-                <w:sz w:val="21"/>
-                <w:szCs w:val="21"/>
-                <w14:ligatures w14:val="none"/>
-              </w:rPr>
-              <w:t>noted</w:t>
-            </w:r>
-            <w:proofErr w:type="gramEnd"/>
-            <w:r>
-              <w:rPr>
-                <w:rFonts w:ascii="Arial" w:eastAsia="Times New Roman" w:hAnsi="Arial" w:cs="Arial"/>
-                <w:color w:val="131314"/>
-                <w:kern w:val="0"/>
-                <w:sz w:val="21"/>
-                <w:szCs w:val="21"/>
-                <w14:ligatures w14:val="none"/>
-              </w:rPr>
-              <w:t xml:space="preserve"> as a restriction for complex terrain.</w:t>
+              <w:t>. Found to have the lowest RMSE and bias among reanalysis products with high-altitude gauges in Morocco. Coarse resolution noted as a restriction for complex terrain.</w:t>
             </w:r>
           </w:p>
         </w:tc>
@@ -8456,55 +8219,7 @@
                 <w:szCs w:val="21"/>
                 <w14:ligatures w14:val="none"/>
               </w:rPr>
-              <w:t xml:space="preserve">. Tested in mountain </w:t>
-            </w:r>
-            <w:proofErr w:type="gramStart"/>
-            <w:r>
-              <w:rPr>
-                <w:rFonts w:ascii="Arial" w:eastAsia="Times New Roman" w:hAnsi="Arial" w:cs="Arial"/>
-                <w:color w:val="131314"/>
-                <w:kern w:val="0"/>
-                <w:sz w:val="21"/>
-                <w:szCs w:val="21"/>
-                <w14:ligatures w14:val="none"/>
-              </w:rPr>
-              <w:t>regions;</w:t>
-            </w:r>
-            <w:proofErr w:type="gramEnd"/>
-            <w:r>
-              <w:rPr>
-                <w:rFonts w:ascii="Arial" w:eastAsia="Times New Roman" w:hAnsi="Arial" w:cs="Arial"/>
-                <w:color w:val="131314"/>
-                <w:kern w:val="0"/>
-                <w:sz w:val="21"/>
-                <w:szCs w:val="21"/>
-                <w14:ligatures w14:val="none"/>
-              </w:rPr>
-              <w:t xml:space="preserve"> showed discrepancies moving from plain to mountain </w:t>
-            </w:r>
-            <w:proofErr w:type="gramStart"/>
-            <w:r>
-              <w:rPr>
-                <w:rFonts w:ascii="Arial" w:eastAsia="Times New Roman" w:hAnsi="Arial" w:cs="Arial"/>
-                <w:color w:val="131314"/>
-                <w:kern w:val="0"/>
-                <w:sz w:val="21"/>
-                <w:szCs w:val="21"/>
-                <w14:ligatures w14:val="none"/>
-              </w:rPr>
-              <w:t>regions, but</w:t>
-            </w:r>
-            <w:proofErr w:type="gramEnd"/>
-            <w:r>
-              <w:rPr>
-                <w:rFonts w:ascii="Arial" w:eastAsia="Times New Roman" w:hAnsi="Arial" w:cs="Arial"/>
-                <w:color w:val="131314"/>
-                <w:kern w:val="0"/>
-                <w:sz w:val="21"/>
-                <w:szCs w:val="21"/>
-                <w14:ligatures w14:val="none"/>
-              </w:rPr>
-              <w:t xml:space="preserve"> often performed better than pure reanalysis products.</w:t>
+              <w:t>. Tested in mountain regions; showed discrepancies moving from plain to mountain regions, but often performed better than pure reanalysis products.</w:t>
             </w:r>
           </w:p>
         </w:tc>
@@ -9396,31 +9111,7 @@
                 <w:szCs w:val="21"/>
                 <w14:ligatures w14:val="none"/>
               </w:rPr>
-              <w:t xml:space="preserve">. Evaluated in high elevation regions (Nepal); showed mixed correlation results at higher stations (2590 </w:t>
-            </w:r>
-            <w:proofErr w:type="spellStart"/>
-            <w:r>
-              <w:rPr>
-                <w:rFonts w:ascii="Arial" w:eastAsia="Times New Roman" w:hAnsi="Arial" w:cs="Arial"/>
-                <w:color w:val="131314"/>
-                <w:kern w:val="0"/>
-                <w:sz w:val="21"/>
-                <w:szCs w:val="21"/>
-                <w14:ligatures w14:val="none"/>
-              </w:rPr>
-              <w:t>masl</w:t>
-            </w:r>
-            <w:proofErr w:type="spellEnd"/>
-            <w:r>
-              <w:rPr>
-                <w:rFonts w:ascii="Arial" w:eastAsia="Times New Roman" w:hAnsi="Arial" w:cs="Arial"/>
-                <w:color w:val="131314"/>
-                <w:kern w:val="0"/>
-                <w:sz w:val="21"/>
-                <w:szCs w:val="21"/>
-                <w14:ligatures w14:val="none"/>
-              </w:rPr>
-              <w:t>).</w:t>
+              <w:t>. Evaluated in high elevation regions (Nepal); showed mixed correlation results at higher stations (2590 masl).</w:t>
             </w:r>
           </w:p>
         </w:tc>
@@ -9479,7 +9170,6 @@
                 <w14:ligatures w14:val="none"/>
               </w:rPr>
             </w:pPr>
-            <w:proofErr w:type="spellStart"/>
             <w:r>
               <w:rPr>
                 <w:rFonts w:ascii="Arial" w:eastAsia="Times New Roman" w:hAnsi="Arial" w:cs="Arial"/>
@@ -9494,7 +9184,6 @@
               </w:rPr>
               <w:t>TerraClimate</w:t>
             </w:r>
-            <w:proofErr w:type="spellEnd"/>
           </w:p>
         </w:tc>
         <w:tc>

--- a/Notes/Datasets(Primary +Secondary).docx
+++ b/Notes/Datasets(Primary +Secondary).docx
@@ -751,14 +751,14 @@
         <w:tblLook w:val="04A0" w:firstRow="1" w:lastRow="0" w:firstColumn="1" w:lastColumn="0" w:noHBand="0" w:noVBand="1"/>
       </w:tblPr>
       <w:tblGrid>
-        <w:gridCol w:w="406"/>
-        <w:gridCol w:w="1980"/>
-        <w:gridCol w:w="2946"/>
-        <w:gridCol w:w="1586"/>
-        <w:gridCol w:w="1273"/>
-        <w:gridCol w:w="1956"/>
-        <w:gridCol w:w="1256"/>
-        <w:gridCol w:w="1547"/>
+        <w:gridCol w:w="320"/>
+        <w:gridCol w:w="1968"/>
+        <w:gridCol w:w="3128"/>
+        <w:gridCol w:w="1538"/>
+        <w:gridCol w:w="1265"/>
+        <w:gridCol w:w="1944"/>
+        <w:gridCol w:w="1249"/>
+        <w:gridCol w:w="1538"/>
       </w:tblGrid>
       <w:tr>
         <w:tc>
@@ -2588,6 +2588,12 @@
             <w:r>
               <w:rPr>
                 <w:rStyle w:val="CommentReference"/>
+                <w:rFonts w:ascii="Arial" w:eastAsia="Times New Roman" w:hAnsi="Arial" w:cs="Arial"/>
+                <w:color w:val="131314"/>
+                <w:kern w:val="0"/>
+                <w:sz w:val="21"/>
+                <w:szCs w:val="21"/>
+                <w14:ligatures w14:val="none"/>
               </w:rPr>
               <w:commentReference w:id="0"/>
             </w:r>
@@ -2895,6 +2901,13 @@
             <w:r>
               <w:rPr>
                 <w:rStyle w:val="CommentReference"/>
+                <w:rFonts w:ascii="Arial" w:eastAsia="Times New Roman" w:hAnsi="Arial" w:cs="Arial"/>
+                <w:color w:val="131314"/>
+                <w:kern w:val="0"/>
+                <w:sz w:val="21"/>
+                <w:szCs w:val="21"/>
+                <w:highlight w:val="cyan"/>
+                <w14:ligatures w14:val="none"/>
               </w:rPr>
               <w:commentReference w:id="1"/>
             </w:r>
@@ -4058,6 +4071,12 @@
             <w:r>
               <w:rPr>
                 <w:rStyle w:val="CommentReference"/>
+                <w:rFonts w:ascii="Arial" w:eastAsia="Times New Roman" w:hAnsi="Arial" w:cs="Arial"/>
+                <w:color w:val="131314"/>
+                <w:kern w:val="0"/>
+                <w:sz w:val="21"/>
+                <w:szCs w:val="21"/>
+                <w14:ligatures w14:val="none"/>
               </w:rPr>
               <w:commentReference w:id="2"/>
             </w:r>
@@ -4365,6 +4384,12 @@
             <w:r>
               <w:rPr>
                 <w:rStyle w:val="CommentReference"/>
+                <w:rFonts w:ascii="Arial" w:eastAsia="Times New Roman" w:hAnsi="Arial" w:cs="Arial"/>
+                <w:color w:val="131314"/>
+                <w:kern w:val="0"/>
+                <w:sz w:val="21"/>
+                <w:szCs w:val="21"/>
+                <w14:ligatures w14:val="none"/>
               </w:rPr>
               <w:commentReference w:id="3"/>
             </w:r>
@@ -4672,6 +4697,12 @@
             <w:r>
               <w:rPr>
                 <w:rStyle w:val="CommentReference"/>
+                <w:rFonts w:ascii="Arial" w:eastAsia="Times New Roman" w:hAnsi="Arial" w:cs="Arial"/>
+                <w:color w:val="131314"/>
+                <w:kern w:val="0"/>
+                <w:sz w:val="21"/>
+                <w:szCs w:val="21"/>
+                <w14:ligatures w14:val="none"/>
               </w:rPr>
               <w:commentReference w:id="4"/>
             </w:r>
@@ -4993,6 +5024,13 @@
             <w:r>
               <w:rPr>
                 <w:rStyle w:val="CommentReference"/>
+                <w:rFonts w:ascii="Arial" w:eastAsia="Times New Roman" w:hAnsi="Arial" w:cs="Arial"/>
+                <w:color w:val="131314"/>
+                <w:kern w:val="0"/>
+                <w:sz w:val="21"/>
+                <w:szCs w:val="21"/>
+                <w:highlight w:val="cyan"/>
+                <w14:ligatures w14:val="none"/>
               </w:rPr>
               <w:commentReference w:id="5"/>
             </w:r>
@@ -5300,6 +5338,12 @@
             <w:r>
               <w:rPr>
                 <w:rStyle w:val="CommentReference"/>
+                <w:rFonts w:ascii="Arial" w:eastAsia="Times New Roman" w:hAnsi="Arial" w:cs="Arial"/>
+                <w:color w:val="131314"/>
+                <w:kern w:val="0"/>
+                <w:sz w:val="21"/>
+                <w:szCs w:val="21"/>
+                <w14:ligatures w14:val="none"/>
               </w:rPr>
               <w:commentReference w:id="6"/>
             </w:r>
@@ -5607,6 +5651,13 @@
             <w:r>
               <w:rPr>
                 <w:rStyle w:val="CommentReference"/>
+                <w:rFonts w:ascii="Arial" w:eastAsia="Times New Roman" w:hAnsi="Arial" w:cs="Arial"/>
+                <w:color w:val="131314"/>
+                <w:kern w:val="0"/>
+                <w:sz w:val="21"/>
+                <w:szCs w:val="21"/>
+                <w:highlight w:val="yellow"/>
+                <w14:ligatures w14:val="none"/>
               </w:rPr>
               <w:commentReference w:id="7"/>
             </w:r>
@@ -5962,6 +6013,12 @@
             <w:r>
               <w:rPr>
                 <w:rStyle w:val="CommentReference"/>
+                <w:rFonts w:ascii="Arial" w:eastAsia="Times New Roman" w:hAnsi="Arial" w:cs="Arial"/>
+                <w:color w:val="131314"/>
+                <w:kern w:val="0"/>
+                <w:sz w:val="21"/>
+                <w:szCs w:val="21"/>
+                <w14:ligatures w14:val="none"/>
               </w:rPr>
               <w:commentReference w:id="8"/>
             </w:r>
@@ -6300,6 +6357,12 @@
             <w:r>
               <w:rPr>
                 <w:rStyle w:val="CommentReference"/>
+                <w:rFonts w:ascii="Arial" w:eastAsia="Times New Roman" w:hAnsi="Arial" w:cs="Arial"/>
+                <w:color w:val="131314"/>
+                <w:kern w:val="0"/>
+                <w:sz w:val="21"/>
+                <w:szCs w:val="21"/>
+                <w14:ligatures w14:val="none"/>
               </w:rPr>
               <w:commentReference w:id="9"/>
             </w:r>
@@ -6595,6 +6658,12 @@
             <w:r>
               <w:rPr>
                 <w:rStyle w:val="CommentReference"/>
+                <w:rFonts w:ascii="Arial" w:eastAsia="Times New Roman" w:hAnsi="Arial" w:cs="Arial"/>
+                <w:color w:val="131314"/>
+                <w:kern w:val="0"/>
+                <w:sz w:val="21"/>
+                <w:szCs w:val="21"/>
+                <w14:ligatures w14:val="none"/>
               </w:rPr>
               <w:commentReference w:id="10"/>
             </w:r>
@@ -6890,6 +6959,12 @@
             <w:r>
               <w:rPr>
                 <w:rStyle w:val="CommentReference"/>
+                <w:rFonts w:ascii="Arial" w:eastAsia="Times New Roman" w:hAnsi="Arial" w:cs="Arial"/>
+                <w:color w:val="131314"/>
+                <w:kern w:val="0"/>
+                <w:sz w:val="21"/>
+                <w:szCs w:val="21"/>
+                <w14:ligatures w14:val="none"/>
               </w:rPr>
               <w:commentReference w:id="11"/>
             </w:r>
@@ -7745,6 +7820,12 @@
             <w:r>
               <w:rPr>
                 <w:rStyle w:val="CommentReference"/>
+                <w:rFonts w:ascii="Arial" w:eastAsia="Times New Roman" w:hAnsi="Arial" w:cs="Arial"/>
+                <w:color w:val="131314"/>
+                <w:kern w:val="0"/>
+                <w:sz w:val="21"/>
+                <w:szCs w:val="21"/>
+                <w14:ligatures w14:val="none"/>
               </w:rPr>
               <w:commentReference w:id="12"/>
             </w:r>
@@ -8340,6 +8421,12 @@
             <w:r>
               <w:rPr>
                 <w:rStyle w:val="CommentReference"/>
+                <w:rFonts w:ascii="Arial" w:eastAsia="Times New Roman" w:hAnsi="Arial" w:cs="Arial"/>
+                <w:color w:val="131314"/>
+                <w:kern w:val="0"/>
+                <w:sz w:val="21"/>
+                <w:szCs w:val="21"/>
+                <w14:ligatures w14:val="none"/>
               </w:rPr>
               <w:commentReference w:id="13"/>
             </w:r>
@@ -8638,6 +8725,12 @@
             <w:r>
               <w:rPr>
                 <w:rStyle w:val="CommentReference"/>
+                <w:rFonts w:ascii="Arial" w:eastAsia="Times New Roman" w:hAnsi="Arial" w:cs="Arial"/>
+                <w:color w:val="131314"/>
+                <w:kern w:val="0"/>
+                <w:sz w:val="21"/>
+                <w:szCs w:val="21"/>
+                <w14:ligatures w14:val="none"/>
               </w:rPr>
               <w:commentReference w:id="14"/>
             </w:r>
@@ -9221,6 +9314,12 @@
             <w:r>
               <w:rPr>
                 <w:rStyle w:val="CommentReference"/>
+                <w:rFonts w:ascii="Arial" w:eastAsia="Times New Roman" w:hAnsi="Arial" w:cs="Arial"/>
+                <w:color w:val="131314"/>
+                <w:kern w:val="0"/>
+                <w:sz w:val="21"/>
+                <w:szCs w:val="21"/>
+                <w14:ligatures w14:val="none"/>
               </w:rPr>
               <w:commentReference w:id="15"/>
             </w:r>
@@ -9527,6 +9626,12 @@
             <w:r>
               <w:rPr>
                 <w:rStyle w:val="CommentReference"/>
+                <w:rFonts w:ascii="Arial" w:eastAsia="Times New Roman" w:hAnsi="Arial" w:cs="Arial"/>
+                <w:color w:val="131314"/>
+                <w:kern w:val="0"/>
+                <w:sz w:val="21"/>
+                <w:szCs w:val="21"/>
+                <w14:ligatures w14:val="none"/>
               </w:rPr>
               <w:commentReference w:id="16"/>
             </w:r>
@@ -9822,6 +9927,12 @@
             <w:r>
               <w:rPr>
                 <w:rStyle w:val="CommentReference"/>
+                <w:rFonts w:ascii="Arial" w:eastAsia="Times New Roman" w:hAnsi="Arial" w:cs="Arial"/>
+                <w:color w:val="131314"/>
+                <w:kern w:val="0"/>
+                <w:sz w:val="21"/>
+                <w:szCs w:val="21"/>
+                <w14:ligatures w14:val="none"/>
               </w:rPr>
               <w:commentReference w:id="17"/>
             </w:r>
@@ -10034,7 +10145,26 @@
           <w:b/>
           <w:bCs/>
         </w:rPr>
-        <w:t>precipitation</w:t>
+        <w:t>prec</w:t>
+      </w:r>
+      <w:commentRangeStart w:id="18"/>
+      <w:r>
+        <w:rPr>
+          <w:b/>
+          <w:bCs/>
+        </w:rPr>
+        <w:t>ipitation</w:t>
+      </w:r>
+      <w:commentRangeEnd w:id="18"/>
+      <w:r>
+        <w:rPr>
+          <w:rStyle w:val="CommentReference"/>
+          <w:b/>
+          <w:bCs/>
+          <w:sz w:val="24"/>
+          <w:szCs w:val="24"/>
+        </w:rPr>
+        <w:commentReference w:id="18"/>
       </w:r>
     </w:p>
     <w:p>
@@ -10549,6 +10679,22 @@
       </w:r>
     </w:p>
   </w:comment>
+  <w:comment w:id="18" w:author="Jeevan Katel" w:date="2026-06-02T10:27:00Z" w:initials="JK">
+    <w:p>
+      <w:pPr>
+        <w:pStyle w:val="CommentText"/>
+      </w:pPr>
+      <w:r>
+        <w:rPr>
+          <w:rStyle w:val="CommentReference"/>
+        </w:rPr>
+        <w:annotationRef/>
+      </w:r>
+      <w:r>
+        <w:t>Also add worldclim during the final run</w:t>
+      </w:r>
+    </w:p>
+  </w:comment>
 </w:comments>
 </file>
 
@@ -10572,6 +10718,7 @@
   <w15:commentEx w15:paraId="3CD72A7C" w15:done="0"/>
   <w15:commentEx w15:paraId="07116B09" w15:done="0"/>
   <w15:commentEx w15:paraId="031D9E71" w15:done="0"/>
+  <w15:commentEx w15:paraId="110EA1E6" w15:done="0"/>
 </w15:commentsEx>
 </file>
 
@@ -10595,6 +10742,7 @@
   <w16cex:commentExtensible w16cex:durableId="2816BEA5" w16cex:dateUtc="2025-11-10T07:47:00Z"/>
   <w16cex:commentExtensible w16cex:durableId="576F575B" w16cex:dateUtc="2025-11-10T07:53:00Z"/>
   <w16cex:commentExtensible w16cex:durableId="40B583C4" w16cex:dateUtc="2025-11-10T07:48:00Z"/>
+  <w16cex:commentExtensible w16cex:durableId="07B58FFE" w16cex:dateUtc="2026-06-02T04:42:00Z"/>
 </w16cex:commentsExtensible>
 </file>
 
@@ -10618,6 +10766,7 @@
   <w16cid:commentId w16cid:paraId="3CD72A7C" w16cid:durableId="2816BEA5"/>
   <w16cid:commentId w16cid:paraId="07116B09" w16cid:durableId="576F575B"/>
   <w16cid:commentId w16cid:paraId="031D9E71" w16cid:durableId="40B583C4"/>
+  <w16cid:commentId w16cid:paraId="110EA1E6" w16cid:durableId="07B58FFE"/>
 </w16cid:commentsIds>
 </file>
 
